--- a/documentation/word/Relay-Studio-Sprint-Portfolio.docx
+++ b/documentation/word/Relay-Studio-Sprint-Portfolio.docx
@@ -53,7 +53,7 @@
         <w:rPr>
           <w:color w:val="5F6B7A"/>
         </w:rPr>
-        <w:t>Version 1.0 | Sprint 15 | July 2026</w:t>
+        <w:t>Version 1.1 | Sprint 16 | July 2026</w:t>
       </w:r>
     </w:p>
     <w:p>
@@ -263,7 +263,7 @@
         <w:ind w:left="540" w:hanging="271"/>
       </w:pPr>
       <w:r>
-        <w:t>Sprint 16 (planned)</w:t>
+        <w:t>Sprint 16</w:t>
       </w:r>
     </w:p>
     <w:p>
@@ -822,12 +822,12 @@
         <w:pStyle w:val="Heading1"/>
       </w:pPr>
       <w:r>
-        <w:t>Sprint 16 (planned)</w:t>
+        <w:t>Sprint 16</w:t>
       </w:r>
     </w:p>
     <w:p>
       <w:r>
-        <w:t>Developer productivity and import hardening: external references, form/multipart bodies, more methods, response comparison, and beta-driven fixes.</w:t>
+        <w:t>Implemented bounded same-origin external references, safe schema examples, PATCH/HEAD/OPTIONS, URL-encoded and text-only multipart forms, saved-response comparison, import review metrics, request-inventory diagnostics, and a live Body-panel layout fix.</w:t>
       </w:r>
     </w:p>
     <w:p>
@@ -837,7 +837,7 @@
         <w:ind w:left="540" w:hanging="271"/>
       </w:pPr>
       <w:r>
-        <w:t>Status: planned; no implementation evidence is claimed.</w:t>
+        <w:t>Status and detailed acceptance evidence are summarized from the former sprint-specific records.</w:t>
       </w:r>
     </w:p>
     <w:p>
@@ -847,7 +847,7 @@
         <w:ind w:left="540" w:hanging="271"/>
       </w:pPr>
       <w:r>
-        <w:t>Detailed objectives and acceptance criteria remain in the retained sprint plans.</w:t>
+        <w:t>Current behavior must be verified through the Test and QA Manual and retained directives.</w:t>
       </w:r>
     </w:p>
     <w:p>

--- a/documentation/word/Relay-Studio-Sprint-Portfolio.docx
+++ b/documentation/word/Relay-Studio-Sprint-Portfolio.docx
@@ -53,7 +53,7 @@
         <w:rPr>
           <w:color w:val="5F6B7A"/>
         </w:rPr>
-        <w:t>Version 1.1 | Sprint 16 | July 2026</w:t>
+        <w:t>Version 1.2 | Sprint 17 | July 2026</w:t>
       </w:r>
     </w:p>
     <w:p>
@@ -264,6 +264,16 @@
       </w:pPr>
       <w:r>
         <w:t>Sprint 16</w:t>
+      </w:r>
+    </w:p>
+    <w:p>
+      <w:pPr>
+        <w:pStyle w:val="ListBullet"/>
+        <w:spacing w:after="80"/>
+        <w:ind w:left="540" w:hanging="271"/>
+      </w:pPr>
+      <w:r>
+        <w:t>Sprint 17</w:t>
       </w:r>
     </w:p>
     <w:p>
@@ -827,7 +837,40 @@
     </w:p>
     <w:p>
       <w:r>
-        <w:t>Implemented bounded same-origin external references, safe schema examples, PATCH/HEAD/OPTIONS, URL-encoded and text-only multipart forms, saved-response comparison, import review metrics, request-inventory diagnostics, and a live Body-panel layout fix.</w:t>
+        <w:t>Implemented bounded external references, safe examples, additional HTTP methods and form bodies, saved-response comparison, import review, diagnostic inventory, and a Body-panel layout fix.</w:t>
+      </w:r>
+    </w:p>
+    <w:p>
+      <w:pPr>
+        <w:pStyle w:val="ListBullet"/>
+        <w:spacing w:after="80"/>
+        <w:ind w:left="540" w:hanging="271"/>
+      </w:pPr>
+      <w:r>
+        <w:t>Status and detailed acceptance evidence are summarized from the former sprint-specific records.</w:t>
+      </w:r>
+    </w:p>
+    <w:p>
+      <w:pPr>
+        <w:pStyle w:val="ListBullet"/>
+        <w:spacing w:after="80"/>
+        <w:ind w:left="540" w:hanging="271"/>
+      </w:pPr>
+      <w:r>
+        <w:t>Current behavior must be verified through the Test and QA Manual and retained directives.</w:t>
+      </w:r>
+    </w:p>
+    <w:p>
+      <w:pPr>
+        <w:pStyle w:val="Heading1"/>
+      </w:pPr>
+      <w:r>
+        <w:t>Sprint 17</w:t>
+      </w:r>
+    </w:p>
+    <w:p>
+      <w:r>
+        <w:t>Completed native multipart file workflows: safe OpenAPI binary-field import, typed text/file form rows, project persistence, browser boundary guidance, bounded local-file validation, and exact mixed-part transmission.</w:t>
       </w:r>
     </w:p>
     <w:p>

--- a/documentation/word/Relay-Studio-Sprint-Portfolio.docx
+++ b/documentation/word/Relay-Studio-Sprint-Portfolio.docx
@@ -53,7 +53,7 @@
         <w:rPr>
           <w:color w:val="5F6B7A"/>
         </w:rPr>
-        <w:t>Version 1.2 | Sprint 17 | July 2026</w:t>
+        <w:t>Version 1.3 | Sprint 18 Plan | July 2026</w:t>
       </w:r>
     </w:p>
     <w:p>
@@ -89,7 +89,7 @@
     <w:p>
       <w:pPr>
         <w:pStyle w:val="ListBullet"/>
-        <w:spacing w:after="80"/>
+        <w:spacing w:after="40"/>
         <w:ind w:left="540" w:hanging="271"/>
       </w:pPr>
       <w:r>
@@ -99,7 +99,7 @@
     <w:p>
       <w:pPr>
         <w:pStyle w:val="ListBullet"/>
-        <w:spacing w:after="80"/>
+        <w:spacing w:after="40"/>
         <w:ind w:left="540" w:hanging="271"/>
       </w:pPr>
       <w:r>
@@ -109,7 +109,7 @@
     <w:p>
       <w:pPr>
         <w:pStyle w:val="ListBullet"/>
-        <w:spacing w:after="80"/>
+        <w:spacing w:after="40"/>
         <w:ind w:left="540" w:hanging="271"/>
       </w:pPr>
       <w:r>
@@ -119,7 +119,7 @@
     <w:p>
       <w:pPr>
         <w:pStyle w:val="ListBullet"/>
-        <w:spacing w:after="80"/>
+        <w:spacing w:after="40"/>
         <w:ind w:left="540" w:hanging="271"/>
       </w:pPr>
       <w:r>
@@ -129,7 +129,7 @@
     <w:p>
       <w:pPr>
         <w:pStyle w:val="ListBullet"/>
-        <w:spacing w:after="80"/>
+        <w:spacing w:after="40"/>
         <w:ind w:left="540" w:hanging="271"/>
       </w:pPr>
       <w:r>
@@ -139,7 +139,7 @@
     <w:p>
       <w:pPr>
         <w:pStyle w:val="ListBullet"/>
-        <w:spacing w:after="80"/>
+        <w:spacing w:after="40"/>
         <w:ind w:left="540" w:hanging="271"/>
       </w:pPr>
       <w:r>
@@ -149,7 +149,7 @@
     <w:p>
       <w:pPr>
         <w:pStyle w:val="ListBullet"/>
-        <w:spacing w:after="80"/>
+        <w:spacing w:after="40"/>
         <w:ind w:left="540" w:hanging="271"/>
       </w:pPr>
       <w:r>
@@ -159,7 +159,7 @@
     <w:p>
       <w:pPr>
         <w:pStyle w:val="ListBullet"/>
-        <w:spacing w:after="80"/>
+        <w:spacing w:after="40"/>
         <w:ind w:left="540" w:hanging="271"/>
       </w:pPr>
       <w:r>
@@ -169,7 +169,7 @@
     <w:p>
       <w:pPr>
         <w:pStyle w:val="ListBullet"/>
-        <w:spacing w:after="80"/>
+        <w:spacing w:after="40"/>
         <w:ind w:left="540" w:hanging="271"/>
       </w:pPr>
       <w:r>
@@ -179,7 +179,7 @@
     <w:p>
       <w:pPr>
         <w:pStyle w:val="ListBullet"/>
-        <w:spacing w:after="80"/>
+        <w:spacing w:after="40"/>
         <w:ind w:left="540" w:hanging="271"/>
       </w:pPr>
       <w:r>
@@ -189,7 +189,7 @@
     <w:p>
       <w:pPr>
         <w:pStyle w:val="ListBullet"/>
-        <w:spacing w:after="80"/>
+        <w:spacing w:after="40"/>
         <w:ind w:left="540" w:hanging="271"/>
       </w:pPr>
       <w:r>
@@ -199,7 +199,7 @@
     <w:p>
       <w:pPr>
         <w:pStyle w:val="ListBullet"/>
-        <w:spacing w:after="80"/>
+        <w:spacing w:after="40"/>
         <w:ind w:left="540" w:hanging="271"/>
       </w:pPr>
       <w:r>
@@ -209,7 +209,7 @@
     <w:p>
       <w:pPr>
         <w:pStyle w:val="ListBullet"/>
-        <w:spacing w:after="80"/>
+        <w:spacing w:after="40"/>
         <w:ind w:left="540" w:hanging="271"/>
       </w:pPr>
       <w:r>
@@ -219,7 +219,7 @@
     <w:p>
       <w:pPr>
         <w:pStyle w:val="ListBullet"/>
-        <w:spacing w:after="80"/>
+        <w:spacing w:after="40"/>
         <w:ind w:left="540" w:hanging="271"/>
       </w:pPr>
       <w:r>
@@ -229,7 +229,7 @@
     <w:p>
       <w:pPr>
         <w:pStyle w:val="ListBullet"/>
-        <w:spacing w:after="80"/>
+        <w:spacing w:after="40"/>
         <w:ind w:left="540" w:hanging="271"/>
       </w:pPr>
       <w:r>
@@ -239,7 +239,7 @@
     <w:p>
       <w:pPr>
         <w:pStyle w:val="ListBullet"/>
-        <w:spacing w:after="80"/>
+        <w:spacing w:after="40"/>
         <w:ind w:left="540" w:hanging="271"/>
       </w:pPr>
       <w:r>
@@ -249,7 +249,7 @@
     <w:p>
       <w:pPr>
         <w:pStyle w:val="ListBullet"/>
-        <w:spacing w:after="80"/>
+        <w:spacing w:after="40"/>
         <w:ind w:left="540" w:hanging="271"/>
       </w:pPr>
       <w:r>
@@ -259,7 +259,7 @@
     <w:p>
       <w:pPr>
         <w:pStyle w:val="ListBullet"/>
-        <w:spacing w:after="80"/>
+        <w:spacing w:after="40"/>
         <w:ind w:left="540" w:hanging="271"/>
       </w:pPr>
       <w:r>
@@ -269,7 +269,7 @@
     <w:p>
       <w:pPr>
         <w:pStyle w:val="ListBullet"/>
-        <w:spacing w:after="80"/>
+        <w:spacing w:after="40"/>
         <w:ind w:left="540" w:hanging="271"/>
       </w:pPr>
       <w:r>
@@ -279,11 +279,26 @@
     <w:p>
       <w:pPr>
         <w:pStyle w:val="ListBullet"/>
-        <w:spacing w:after="80"/>
+        <w:spacing w:after="40"/>
+        <w:ind w:left="540" w:hanging="271"/>
+      </w:pPr>
+      <w:r>
+        <w:t>Sprint 18 (planned)</w:t>
+      </w:r>
+    </w:p>
+    <w:p>
+      <w:pPr>
+        <w:pStyle w:val="ListBullet"/>
+        <w:spacing w:after="40"/>
         <w:ind w:left="540" w:hanging="271"/>
       </w:pPr>
       <w:r>
         <w:t>Standing Product Decisions</w:t>
+      </w:r>
+    </w:p>
+    <w:p>
+      <w:r>
+        <w:br w:type="page"/>
       </w:r>
     </w:p>
     <w:p>
@@ -314,26 +329,6 @@
     </w:p>
     <w:p>
       <w:pPr>
-        <w:pStyle w:val="ListBullet"/>
-        <w:spacing w:after="80"/>
-        <w:ind w:left="540" w:hanging="271"/>
-      </w:pPr>
-      <w:r>
-        <w:t>Status and detailed acceptance evidence are summarized from the former sprint-specific records.</w:t>
-      </w:r>
-    </w:p>
-    <w:p>
-      <w:pPr>
-        <w:pStyle w:val="ListBullet"/>
-        <w:spacing w:after="80"/>
-        <w:ind w:left="540" w:hanging="271"/>
-      </w:pPr>
-      <w:r>
-        <w:t>Current behavior must be verified through the Test and QA Manual and retained directives.</w:t>
-      </w:r>
-    </w:p>
-    <w:p>
-      <w:pPr>
         <w:pStyle w:val="Heading1"/>
       </w:pPr>
       <w:r>
@@ -343,26 +338,6 @@
     <w:p>
       <w:r>
         <w:t>Defined the IDE-style shell, terminology, navigation, command placement, import workflow, and testing strategy.</w:t>
-      </w:r>
-    </w:p>
-    <w:p>
-      <w:pPr>
-        <w:pStyle w:val="ListBullet"/>
-        <w:spacing w:after="80"/>
-        <w:ind w:left="540" w:hanging="271"/>
-      </w:pPr>
-      <w:r>
-        <w:t>Status and detailed acceptance evidence are summarized from the former sprint-specific records.</w:t>
-      </w:r>
-    </w:p>
-    <w:p>
-      <w:pPr>
-        <w:pStyle w:val="ListBullet"/>
-        <w:spacing w:after="80"/>
-        <w:ind w:left="540" w:hanging="271"/>
-      </w:pPr>
-      <w:r>
-        <w:t>Current behavior must be verified through the Test and QA Manual and retained directives.</w:t>
       </w:r>
     </w:p>
     <w:p>
@@ -380,26 +355,6 @@
     </w:p>
     <w:p>
       <w:pPr>
-        <w:pStyle w:val="ListBullet"/>
-        <w:spacing w:after="80"/>
-        <w:ind w:left="540" w:hanging="271"/>
-      </w:pPr>
-      <w:r>
-        <w:t>Status and detailed acceptance evidence are summarized from the former sprint-specific records.</w:t>
-      </w:r>
-    </w:p>
-    <w:p>
-      <w:pPr>
-        <w:pStyle w:val="ListBullet"/>
-        <w:spacing w:after="80"/>
-        <w:ind w:left="540" w:hanging="271"/>
-      </w:pPr>
-      <w:r>
-        <w:t>Current behavior must be verified through the Test and QA Manual and retained directives.</w:t>
-      </w:r>
-    </w:p>
-    <w:p>
-      <w:pPr>
         <w:pStyle w:val="Heading1"/>
       </w:pPr>
       <w:r>
@@ -409,26 +364,6 @@
     <w:p>
       <w:r>
         <w:t>Added project lifecycle, validation, dirty state, recent projects, native persistence, and recovery groundwork.</w:t>
-      </w:r>
-    </w:p>
-    <w:p>
-      <w:pPr>
-        <w:pStyle w:val="ListBullet"/>
-        <w:spacing w:after="80"/>
-        <w:ind w:left="540" w:hanging="271"/>
-      </w:pPr>
-      <w:r>
-        <w:t>Status and detailed acceptance evidence are summarized from the former sprint-specific records.</w:t>
-      </w:r>
-    </w:p>
-    <w:p>
-      <w:pPr>
-        <w:pStyle w:val="ListBullet"/>
-        <w:spacing w:after="80"/>
-        <w:ind w:left="540" w:hanging="271"/>
-      </w:pPr>
-      <w:r>
-        <w:t>Current behavior must be verified through the Test and QA Manual and retained directives.</w:t>
       </w:r>
     </w:p>
     <w:p>
@@ -446,26 +381,6 @@
     </w:p>
     <w:p>
       <w:pPr>
-        <w:pStyle w:val="ListBullet"/>
-        <w:spacing w:after="80"/>
-        <w:ind w:left="540" w:hanging="271"/>
-      </w:pPr>
-      <w:r>
-        <w:t>Status and detailed acceptance evidence are summarized from the former sprint-specific records.</w:t>
-      </w:r>
-    </w:p>
-    <w:p>
-      <w:pPr>
-        <w:pStyle w:val="ListBullet"/>
-        <w:spacing w:after="80"/>
-        <w:ind w:left="540" w:hanging="271"/>
-      </w:pPr>
-      <w:r>
-        <w:t>Current behavior must be verified through the Test and QA Manual and retained directives.</w:t>
-      </w:r>
-    </w:p>
-    <w:p>
-      <w:pPr>
         <w:pStyle w:val="Heading1"/>
       </w:pPr>
       <w:r>
@@ -475,26 +390,6 @@
     <w:p>
       <w:r>
         <w:t>Added native request execution, response formatting, visible console diagnostics, and controlled failure testing.</w:t>
-      </w:r>
-    </w:p>
-    <w:p>
-      <w:pPr>
-        <w:pStyle w:val="ListBullet"/>
-        <w:spacing w:after="80"/>
-        <w:ind w:left="540" w:hanging="271"/>
-      </w:pPr>
-      <w:r>
-        <w:t>Status and detailed acceptance evidence are summarized from the former sprint-specific records.</w:t>
-      </w:r>
-    </w:p>
-    <w:p>
-      <w:pPr>
-        <w:pStyle w:val="ListBullet"/>
-        <w:spacing w:after="80"/>
-        <w:ind w:left="540" w:hanging="271"/>
-      </w:pPr>
-      <w:r>
-        <w:t>Current behavior must be verified through the Test and QA Manual and retained directives.</w:t>
       </w:r>
     </w:p>
     <w:p>
@@ -512,26 +407,6 @@
     </w:p>
     <w:p>
       <w:pPr>
-        <w:pStyle w:val="ListBullet"/>
-        <w:spacing w:after="80"/>
-        <w:ind w:left="540" w:hanging="271"/>
-      </w:pPr>
-      <w:r>
-        <w:t>Status and detailed acceptance evidence are summarized from the former sprint-specific records.</w:t>
-      </w:r>
-    </w:p>
-    <w:p>
-      <w:pPr>
-        <w:pStyle w:val="ListBullet"/>
-        <w:spacing w:after="80"/>
-        <w:ind w:left="540" w:hanging="271"/>
-      </w:pPr>
-      <w:r>
-        <w:t>Current behavior must be verified through the Test and QA Manual and retained directives.</w:t>
-      </w:r>
-    </w:p>
-    <w:p>
-      <w:pPr>
         <w:pStyle w:val="Heading1"/>
       </w:pPr>
       <w:r>
@@ -541,26 +416,6 @@
     <w:p>
       <w:r>
         <w:t>Delivered visual flow composition, branching, ordering, validation, execution, and simplified workbench UX.</w:t>
-      </w:r>
-    </w:p>
-    <w:p>
-      <w:pPr>
-        <w:pStyle w:val="ListBullet"/>
-        <w:spacing w:after="80"/>
-        <w:ind w:left="540" w:hanging="271"/>
-      </w:pPr>
-      <w:r>
-        <w:t>Status and detailed acceptance evidence are summarized from the former sprint-specific records.</w:t>
-      </w:r>
-    </w:p>
-    <w:p>
-      <w:pPr>
-        <w:pStyle w:val="ListBullet"/>
-        <w:spacing w:after="80"/>
-        <w:ind w:left="540" w:hanging="271"/>
-      </w:pPr>
-      <w:r>
-        <w:t>Current behavior must be verified through the Test and QA Manual and retained directives.</w:t>
       </w:r>
     </w:p>
     <w:p>
@@ -578,26 +433,6 @@
     </w:p>
     <w:p>
       <w:pPr>
-        <w:pStyle w:val="ListBullet"/>
-        <w:spacing w:after="80"/>
-        <w:ind w:left="540" w:hanging="271"/>
-      </w:pPr>
-      <w:r>
-        <w:t>Status and detailed acceptance evidence are summarized from the former sprint-specific records.</w:t>
-      </w:r>
-    </w:p>
-    <w:p>
-      <w:pPr>
-        <w:pStyle w:val="ListBullet"/>
-        <w:spacing w:after="80"/>
-        <w:ind w:left="540" w:hanging="271"/>
-      </w:pPr>
-      <w:r>
-        <w:t>Current behavior must be verified through the Test and QA Manual and retained directives.</w:t>
-      </w:r>
-    </w:p>
-    <w:p>
-      <w:pPr>
         <w:pStyle w:val="Heading1"/>
       </w:pPr>
       <w:r>
@@ -607,26 +442,6 @@
     <w:p>
       <w:r>
         <w:t>Unified shared/native shell commands, navigation, recent projects, inspector ownership, and status messaging.</w:t>
-      </w:r>
-    </w:p>
-    <w:p>
-      <w:pPr>
-        <w:pStyle w:val="ListBullet"/>
-        <w:spacing w:after="80"/>
-        <w:ind w:left="540" w:hanging="271"/>
-      </w:pPr>
-      <w:r>
-        <w:t>Status and detailed acceptance evidence are summarized from the former sprint-specific records.</w:t>
-      </w:r>
-    </w:p>
-    <w:p>
-      <w:pPr>
-        <w:pStyle w:val="ListBullet"/>
-        <w:spacing w:after="80"/>
-        <w:ind w:left="540" w:hanging="271"/>
-      </w:pPr>
-      <w:r>
-        <w:t>Current behavior must be verified through the Test and QA Manual and retained directives.</w:t>
       </w:r>
     </w:p>
     <w:p>
@@ -644,26 +459,6 @@
     </w:p>
     <w:p>
       <w:pPr>
-        <w:pStyle w:val="ListBullet"/>
-        <w:spacing w:after="80"/>
-        <w:ind w:left="540" w:hanging="271"/>
-      </w:pPr>
-      <w:r>
-        <w:t>Status and detailed acceptance evidence are summarized from the former sprint-specific records.</w:t>
-      </w:r>
-    </w:p>
-    <w:p>
-      <w:pPr>
-        <w:pStyle w:val="ListBullet"/>
-        <w:spacing w:after="80"/>
-        <w:ind w:left="540" w:hanging="271"/>
-      </w:pPr>
-      <w:r>
-        <w:t>Current behavior must be verified through the Test and QA Manual and retained directives.</w:t>
-      </w:r>
-    </w:p>
-    <w:p>
-      <w:pPr>
         <w:pStyle w:val="Heading1"/>
       </w:pPr>
       <w:r>
@@ -673,26 +468,6 @@
     <w:p>
       <w:r>
         <w:t>Hardened configurable live REST acceptance with local-only credentials, explicit skips, target validation, and redaction assertions.</w:t>
-      </w:r>
-    </w:p>
-    <w:p>
-      <w:pPr>
-        <w:pStyle w:val="ListBullet"/>
-        <w:spacing w:after="80"/>
-        <w:ind w:left="540" w:hanging="271"/>
-      </w:pPr>
-      <w:r>
-        <w:t>Status and detailed acceptance evidence are summarized from the former sprint-specific records.</w:t>
-      </w:r>
-    </w:p>
-    <w:p>
-      <w:pPr>
-        <w:pStyle w:val="ListBullet"/>
-        <w:spacing w:after="80"/>
-        <w:ind w:left="540" w:hanging="271"/>
-      </w:pPr>
-      <w:r>
-        <w:t>Current behavior must be verified through the Test and QA Manual and retained directives.</w:t>
       </w:r>
     </w:p>
     <w:p>
@@ -710,26 +485,6 @@
     </w:p>
     <w:p>
       <w:pPr>
-        <w:pStyle w:val="ListBullet"/>
-        <w:spacing w:after="80"/>
-        <w:ind w:left="540" w:hanging="271"/>
-      </w:pPr>
-      <w:r>
-        <w:t>Status and detailed acceptance evidence are summarized from the former sprint-specific records.</w:t>
-      </w:r>
-    </w:p>
-    <w:p>
-      <w:pPr>
-        <w:pStyle w:val="ListBullet"/>
-        <w:spacing w:after="80"/>
-        <w:ind w:left="540" w:hanging="271"/>
-      </w:pPr>
-      <w:r>
-        <w:t>Current behavior must be verified through the Test and QA Manual and retained directives.</w:t>
-      </w:r>
-    </w:p>
-    <w:p>
-      <w:pPr>
         <w:pStyle w:val="Heading1"/>
       </w:pPr>
       <w:r>
@@ -739,26 +494,6 @@
     <w:p>
       <w:r>
         <w:t>Enforced coverage, types, lint, component/UI/Rust tests, dependency/license audits, secret scanning, and release-gate policy.</w:t>
-      </w:r>
-    </w:p>
-    <w:p>
-      <w:pPr>
-        <w:pStyle w:val="ListBullet"/>
-        <w:spacing w:after="80"/>
-        <w:ind w:left="540" w:hanging="271"/>
-      </w:pPr>
-      <w:r>
-        <w:t>Status and detailed acceptance evidence are summarized from the former sprint-specific records.</w:t>
-      </w:r>
-    </w:p>
-    <w:p>
-      <w:pPr>
-        <w:pStyle w:val="ListBullet"/>
-        <w:spacing w:after="80"/>
-        <w:ind w:left="540" w:hanging="271"/>
-      </w:pPr>
-      <w:r>
-        <w:t>Current behavior must be verified through the Test and QA Manual and retained directives.</w:t>
       </w:r>
     </w:p>
     <w:p>
@@ -776,26 +511,6 @@
     </w:p>
     <w:p>
       <w:pPr>
-        <w:pStyle w:val="ListBullet"/>
-        <w:spacing w:after="80"/>
-        <w:ind w:left="540" w:hanging="271"/>
-      </w:pPr>
-      <w:r>
-        <w:t>Status and detailed acceptance evidence are summarized from the former sprint-specific records.</w:t>
-      </w:r>
-    </w:p>
-    <w:p>
-      <w:pPr>
-        <w:pStyle w:val="ListBullet"/>
-        <w:spacing w:after="80"/>
-        <w:ind w:left="540" w:hanging="271"/>
-      </w:pPr>
-      <w:r>
-        <w:t>Current behavior must be verified through the Test and QA Manual and retained directives.</w:t>
-      </w:r>
-    </w:p>
-    <w:p>
-      <w:pPr>
         <w:pStyle w:val="Heading1"/>
       </w:pPr>
       <w:r>
@@ -805,26 +520,6 @@
     <w:p>
       <w:r>
         <w:t>Creates the authoritative Word library, editable Visio UML atlas, onboarding/debugging guide, and curated documentation migration.</w:t>
-      </w:r>
-    </w:p>
-    <w:p>
-      <w:pPr>
-        <w:pStyle w:val="ListBullet"/>
-        <w:spacing w:after="80"/>
-        <w:ind w:left="540" w:hanging="271"/>
-      </w:pPr>
-      <w:r>
-        <w:t>Status and detailed acceptance evidence are summarized from the former sprint-specific records.</w:t>
-      </w:r>
-    </w:p>
-    <w:p>
-      <w:pPr>
-        <w:pStyle w:val="ListBullet"/>
-        <w:spacing w:after="80"/>
-        <w:ind w:left="540" w:hanging="271"/>
-      </w:pPr>
-      <w:r>
-        <w:t>Current behavior must be verified through the Test and QA Manual and retained directives.</w:t>
       </w:r>
     </w:p>
     <w:p>
@@ -842,26 +537,6 @@
     </w:p>
     <w:p>
       <w:pPr>
-        <w:pStyle w:val="ListBullet"/>
-        <w:spacing w:after="80"/>
-        <w:ind w:left="540" w:hanging="271"/>
-      </w:pPr>
-      <w:r>
-        <w:t>Status and detailed acceptance evidence are summarized from the former sprint-specific records.</w:t>
-      </w:r>
-    </w:p>
-    <w:p>
-      <w:pPr>
-        <w:pStyle w:val="ListBullet"/>
-        <w:spacing w:after="80"/>
-        <w:ind w:left="540" w:hanging="271"/>
-      </w:pPr>
-      <w:r>
-        <w:t>Current behavior must be verified through the Test and QA Manual and retained directives.</w:t>
-      </w:r>
-    </w:p>
-    <w:p>
-      <w:pPr>
         <w:pStyle w:val="Heading1"/>
       </w:pPr>
       <w:r>
@@ -875,12 +550,15 @@
     </w:p>
     <w:p>
       <w:pPr>
-        <w:pStyle w:val="ListBullet"/>
-        <w:spacing w:after="80"/>
-        <w:ind w:left="540" w:hanging="271"/>
+        <w:pStyle w:val="Heading1"/>
       </w:pPr>
       <w:r>
-        <w:t>Status and detailed acceptance evidence are summarized from the former sprint-specific records.</w:t>
+        <w:t>Sprint 18 (planned)</w:t>
+      </w:r>
+    </w:p>
+    <w:p>
+      <w:r>
+        <w:t>Review code quality, architectural conformance, and security across frontend, native, persistence, import, execution, CI, and packaging boundaries; validate findings before remediation and publish a redacted readiness record.</w:t>
       </w:r>
     </w:p>
     <w:p>
@@ -890,7 +568,17 @@
         <w:ind w:left="540" w:hanging="271"/>
       </w:pPr>
       <w:r>
-        <w:t>Current behavior must be verified through the Test and QA Manual and retained directives.</w:t>
+        <w:t>Status: planned; no implementation evidence is claimed.</w:t>
+      </w:r>
+    </w:p>
+    <w:p>
+      <w:pPr>
+        <w:pStyle w:val="ListBullet"/>
+        <w:spacing w:after="80"/>
+        <w:ind w:left="540" w:hanging="271"/>
+      </w:pPr>
+      <w:r>
+        <w:t>Detailed objectives and acceptance criteria remain in the retained sprint plans.</w:t>
       </w:r>
     </w:p>
     <w:p>

--- a/documentation/word/Relay-Studio-Sprint-Portfolio.docx
+++ b/documentation/word/Relay-Studio-Sprint-Portfolio.docx
@@ -53,7 +53,7 @@
         <w:rPr>
           <w:color w:val="5F6B7A"/>
         </w:rPr>
-        <w:t>Version 1.3 | Sprint 18 Plan | July 2026</w:t>
+        <w:t>Version 1.7 | Sprint 18C | July 2026</w:t>
       </w:r>
     </w:p>
     <w:p>
@@ -283,7 +283,47 @@
         <w:ind w:left="540" w:hanging="271"/>
       </w:pPr>
       <w:r>
-        <w:t>Sprint 18 (planned)</w:t>
+        <w:t>Sprint 18A</w:t>
+      </w:r>
+    </w:p>
+    <w:p>
+      <w:pPr>
+        <w:pStyle w:val="ListBullet"/>
+        <w:spacing w:after="40"/>
+        <w:ind w:left="540" w:hanging="271"/>
+      </w:pPr>
+      <w:r>
+        <w:t>Sprint 18B</w:t>
+      </w:r>
+    </w:p>
+    <w:p>
+      <w:pPr>
+        <w:pStyle w:val="ListBullet"/>
+        <w:spacing w:after="40"/>
+        <w:ind w:left="540" w:hanging="271"/>
+      </w:pPr>
+      <w:r>
+        <w:t>Sprint 18C</w:t>
+      </w:r>
+    </w:p>
+    <w:p>
+      <w:pPr>
+        <w:pStyle w:val="ListBullet"/>
+        <w:spacing w:after="40"/>
+        <w:ind w:left="540" w:hanging="271"/>
+      </w:pPr>
+      <w:r>
+        <w:t>Sprint 18D (planned)</w:t>
+      </w:r>
+    </w:p>
+    <w:p>
+      <w:pPr>
+        <w:pStyle w:val="ListBullet"/>
+        <w:spacing w:after="40"/>
+        <w:ind w:left="540" w:hanging="271"/>
+      </w:pPr>
+      <w:r>
+        <w:t>Sprint 18E (planned)</w:t>
       </w:r>
     </w:p>
     <w:p>
@@ -304,6 +344,7 @@
     <w:p>
       <w:pPr>
         <w:pStyle w:val="Heading1"/>
+        <w:pageBreakBefore w:val="0"/>
       </w:pPr>
       <w:r>
         <w:t>Portfolio Purpose</w:t>
@@ -317,6 +358,7 @@
     <w:p>
       <w:pPr>
         <w:pStyle w:val="Heading1"/>
+        <w:pageBreakBefore w:val="0"/>
       </w:pPr>
       <w:r>
         <w:t>Sprint 0</w:t>
@@ -330,6 +372,7 @@
     <w:p>
       <w:pPr>
         <w:pStyle w:val="Heading1"/>
+        <w:pageBreakBefore w:val="0"/>
       </w:pPr>
       <w:r>
         <w:t>Sprint 1</w:t>
@@ -343,6 +386,7 @@
     <w:p>
       <w:pPr>
         <w:pStyle w:val="Heading1"/>
+        <w:pageBreakBefore w:val="0"/>
       </w:pPr>
       <w:r>
         <w:t>Sprint 2</w:t>
@@ -356,6 +400,7 @@
     <w:p>
       <w:pPr>
         <w:pStyle w:val="Heading1"/>
+        <w:pageBreakBefore w:val="0"/>
       </w:pPr>
       <w:r>
         <w:t>Sprint 3</w:t>
@@ -369,6 +414,7 @@
     <w:p>
       <w:pPr>
         <w:pStyle w:val="Heading1"/>
+        <w:pageBreakBefore w:val="0"/>
       </w:pPr>
       <w:r>
         <w:t>Sprint 4</w:t>
@@ -382,6 +428,7 @@
     <w:p>
       <w:pPr>
         <w:pStyle w:val="Heading1"/>
+        <w:pageBreakBefore w:val="0"/>
       </w:pPr>
       <w:r>
         <w:t>Sprint 5</w:t>
@@ -395,6 +442,7 @@
     <w:p>
       <w:pPr>
         <w:pStyle w:val="Heading1"/>
+        <w:pageBreakBefore w:val="0"/>
       </w:pPr>
       <w:r>
         <w:t>Sprint 6</w:t>
@@ -408,6 +456,7 @@
     <w:p>
       <w:pPr>
         <w:pStyle w:val="Heading1"/>
+        <w:pageBreakBefore/>
       </w:pPr>
       <w:r>
         <w:t>Sprint 7 / 7A</w:t>
@@ -421,6 +470,7 @@
     <w:p>
       <w:pPr>
         <w:pStyle w:val="Heading1"/>
+        <w:pageBreakBefore w:val="0"/>
       </w:pPr>
       <w:r>
         <w:t>Sprint 8 / 8A / 8B</w:t>
@@ -434,6 +484,7 @@
     <w:p>
       <w:pPr>
         <w:pStyle w:val="Heading1"/>
+        <w:pageBreakBefore w:val="0"/>
       </w:pPr>
       <w:r>
         <w:t>Sprint 9A / 9B</w:t>
@@ -447,6 +498,7 @@
     <w:p>
       <w:pPr>
         <w:pStyle w:val="Heading1"/>
+        <w:pageBreakBefore w:val="0"/>
       </w:pPr>
       <w:r>
         <w:t>Sprint 10A / 10B</w:t>
@@ -460,6 +512,7 @@
     <w:p>
       <w:pPr>
         <w:pStyle w:val="Heading1"/>
+        <w:pageBreakBefore w:val="0"/>
       </w:pPr>
       <w:r>
         <w:t>Sprint 11</w:t>
@@ -473,6 +526,7 @@
     <w:p>
       <w:pPr>
         <w:pStyle w:val="Heading1"/>
+        <w:pageBreakBefore w:val="0"/>
       </w:pPr>
       <w:r>
         <w:t>Sprint 12</w:t>
@@ -486,6 +540,7 @@
     <w:p>
       <w:pPr>
         <w:pStyle w:val="Heading1"/>
+        <w:pageBreakBefore w:val="0"/>
       </w:pPr>
       <w:r>
         <w:t>Sprint 13</w:t>
@@ -499,6 +554,7 @@
     <w:p>
       <w:pPr>
         <w:pStyle w:val="Heading1"/>
+        <w:pageBreakBefore w:val="0"/>
       </w:pPr>
       <w:r>
         <w:t>Sprint 14</w:t>
@@ -512,6 +568,7 @@
     <w:p>
       <w:pPr>
         <w:pStyle w:val="Heading1"/>
+        <w:pageBreakBefore w:val="0"/>
       </w:pPr>
       <w:r>
         <w:t>Sprint 15</w:t>
@@ -525,6 +582,7 @@
     <w:p>
       <w:pPr>
         <w:pStyle w:val="Heading1"/>
+        <w:pageBreakBefore w:val="0"/>
       </w:pPr>
       <w:r>
         <w:t>Sprint 16</w:t>
@@ -538,6 +596,7 @@
     <w:p>
       <w:pPr>
         <w:pStyle w:val="Heading1"/>
+        <w:pageBreakBefore w:val="0"/>
       </w:pPr>
       <w:r>
         <w:t>Sprint 17</w:t>
@@ -551,14 +610,57 @@
     <w:p>
       <w:pPr>
         <w:pStyle w:val="Heading1"/>
+        <w:pageBreakBefore w:val="0"/>
       </w:pPr>
       <w:r>
-        <w:t>Sprint 18 (planned)</w:t>
+        <w:t>Sprint 18A</w:t>
       </w:r>
     </w:p>
     <w:p>
       <w:r>
-        <w:t>Review code quality, architectural conformance, and security across frontend, native, persistence, import, execution, CI, and packaging boundaries; validate findings before remediation and publish a redacted readiness record.</w:t>
+        <w:t>Completed the bounded review baseline: reconciled repeated discovery into 26 validated instances, recorded code and architecture deviations, assigned evidence-backed severity, and published the dependency-ordered remediation register for Sprints 18B-18E.</w:t>
+      </w:r>
+    </w:p>
+    <w:p>
+      <w:pPr>
+        <w:pStyle w:val="Heading1"/>
+        <w:pageBreakBefore w:val="0"/>
+      </w:pPr>
+      <w:r>
+        <w:t>Sprint 18B</w:t>
+      </w:r>
+    </w:p>
+    <w:p>
+      <w:r>
+        <w:t>Closed six validated network/import findings with same-origin-only redirects, final response identity, proxy bypass enforcement, explicit Swagger secondary-destination review, final-origin revalidation, credential-free import URLs, and protected flow destinations.</w:t>
+      </w:r>
+    </w:p>
+    <w:p>
+      <w:pPr>
+        <w:pStyle w:val="Heading1"/>
+        <w:pageBreakBefore/>
+      </w:pPr>
+      <w:r>
+        <w:t>Sprint 18C</w:t>
+      </w:r>
+    </w:p>
+    <w:p>
+      <w:r>
+        <w:t>Closed eight local-file, persistence, project-integrity, flow-secret, and redaction findings with ephemeral origin-bound multipart approval, cleared persisted paths, self-describing response envelopes, deep schema-v1 validation, and canonical redaction across public output boundaries.</w:t>
+      </w:r>
+    </w:p>
+    <w:p>
+      <w:pPr>
+        <w:pStyle w:val="Heading1"/>
+        <w:pageBreakBefore w:val="0"/>
+      </w:pPr>
+      <w:r>
+        <w:t>Sprint 18D (planned)</w:t>
+      </w:r>
+    </w:p>
+    <w:p>
+      <w:r>
+        <w:t>Protect flow destination and secret integrity, correct branch semantics, and bound OpenAPI and saved-response comparison resource use.</w:t>
       </w:r>
     </w:p>
     <w:p>
@@ -584,6 +686,41 @@
     <w:p>
       <w:pPr>
         <w:pStyle w:val="Heading1"/>
+        <w:pageBreakBefore w:val="0"/>
+      </w:pPr>
+      <w:r>
+        <w:t>Sprint 18E (planned)</w:t>
+      </w:r>
+    </w:p>
+    <w:p>
+      <w:r>
+        <w:t>Reduce CI secret exposure, close installer, lockfile, and OOXML scanning gaps, run all applicable readiness gates, and publish the final redacted decision.</w:t>
+      </w:r>
+    </w:p>
+    <w:p>
+      <w:pPr>
+        <w:pStyle w:val="ListBullet"/>
+        <w:spacing w:after="80"/>
+        <w:ind w:left="540" w:hanging="271"/>
+      </w:pPr>
+      <w:r>
+        <w:t>Status: planned; no implementation evidence is claimed.</w:t>
+      </w:r>
+    </w:p>
+    <w:p>
+      <w:pPr>
+        <w:pStyle w:val="ListBullet"/>
+        <w:spacing w:after="80"/>
+        <w:ind w:left="540" w:hanging="271"/>
+      </w:pPr>
+      <w:r>
+        <w:t>Detailed objectives and acceptance criteria remain in the retained sprint plans.</w:t>
+      </w:r>
+    </w:p>
+    <w:p>
+      <w:pPr>
+        <w:pStyle w:val="Heading1"/>
+        <w:pageBreakBefore w:val="0"/>
       </w:pPr>
       <w:r>
         <w:t>Standing Product Decisions</w:t>

--- a/documentation/word/Relay-Studio-Sprint-Portfolio.docx
+++ b/documentation/word/Relay-Studio-Sprint-Portfolio.docx
@@ -53,7 +53,7 @@
         <w:rPr>
           <w:color w:val="5F6B7A"/>
         </w:rPr>
-        <w:t>Version 1.7 | Sprint 18C | July 2026</w:t>
+        <w:t>Version 1.8 | Sprint 18D | July 2026</w:t>
       </w:r>
     </w:p>
     <w:p>
@@ -313,7 +313,7 @@
         <w:ind w:left="540" w:hanging="271"/>
       </w:pPr>
       <w:r>
-        <w:t>Sprint 18D (planned)</w:t>
+        <w:t>Sprint 18D</w:t>
       </w:r>
     </w:p>
     <w:p>
@@ -652,35 +652,15 @@
     <w:p>
       <w:pPr>
         <w:pStyle w:val="Heading1"/>
-        <w:pageBreakBefore w:val="0"/>
+        <w:pageBreakBefore/>
       </w:pPr>
       <w:r>
-        <w:t>Sprint 18D (planned)</w:t>
+        <w:t>Sprint 18D</w:t>
       </w:r>
     </w:p>
     <w:p>
       <w:r>
-        <w:t>Protect flow destination and secret integrity, correct branch semantics, and bound OpenAPI and saved-response comparison resource use.</w:t>
-      </w:r>
-    </w:p>
-    <w:p>
-      <w:pPr>
-        <w:pStyle w:val="ListBullet"/>
-        <w:spacing w:after="80"/>
-        <w:ind w:left="540" w:hanging="271"/>
-      </w:pPr>
-      <w:r>
-        <w:t>Status: planned; no implementation evidence is claimed.</w:t>
-      </w:r>
-    </w:p>
-    <w:p>
-      <w:pPr>
-        <w:pStyle w:val="ListBullet"/>
-        <w:spacing w:after="80"/>
-        <w:ind w:left="540" w:hanging="271"/>
-      </w:pPr>
-      <w:r>
-        <w:t>Detailed objectives and acceptance criteria remain in the retained sprint plans.</w:t>
+        <w:t>Closed six execution/resource findings with runtime-only flow captures, explicit success/failure predecessor semantics, bounded native/browser responses and project files, bounded OpenAPI graph expansion, and bounded saved-response comparison.</w:t>
       </w:r>
     </w:p>
     <w:p>

--- a/documentation/word/Relay-Studio-Sprint-Portfolio.docx
+++ b/documentation/word/Relay-Studio-Sprint-Portfolio.docx
@@ -53,7 +53,7 @@
         <w:rPr>
           <w:color w:val="5F6B7A"/>
         </w:rPr>
-        <w:t>Version 1.8 | Sprint 18D | July 2026</w:t>
+        <w:t>Version 1.8 | Sprint 18E | July 2026</w:t>
       </w:r>
     </w:p>
     <w:p>
@@ -323,7 +323,17 @@
         <w:ind w:left="540" w:hanging="271"/>
       </w:pPr>
       <w:r>
-        <w:t>Sprint 18E (planned)</w:t>
+        <w:t>Sprint 18E</w:t>
+      </w:r>
+    </w:p>
+    <w:p>
+      <w:pPr>
+        <w:pStyle w:val="ListBullet"/>
+        <w:spacing w:after="40"/>
+        <w:ind w:left="540" w:hanging="271"/>
+      </w:pPr>
+      <w:r>
+        <w:t>Sprint 19 (planned)</w:t>
       </w:r>
     </w:p>
     <w:p>
@@ -669,12 +679,26 @@
         <w:pageBreakBefore w:val="0"/>
       </w:pPr>
       <w:r>
-        <w:t>Sprint 18E (planned)</w:t>
+        <w:t>Sprint 18E</w:t>
       </w:r>
     </w:p>
     <w:p>
       <w:r>
-        <w:t>Reduce CI secret exposure, close installer, lockfile, and OOXML scanning gaps, run all applicable readiness gates, and publish the final redacted decision.</w:t>
+        <w:t>Completed delivery hardening: scoped protected CI configuration, pinned first-party artifact actions, expanded lockfile and generated-artifact secret evidence, hardened OOXML validation, and published the final readiness decision.</w:t>
+      </w:r>
+    </w:p>
+    <w:p>
+      <w:pPr>
+        <w:pStyle w:val="Heading1"/>
+        <w:pageBreakBefore w:val="0"/>
+      </w:pPr>
+      <w:r>
+        <w:t>Sprint 19 (planned)</w:t>
+      </w:r>
+    </w:p>
+    <w:p>
+      <w:r>
+        <w:t>Add Postman-style REST code examples for raw HTTP, cURL, C#, jQuery, Node.js, PHP, Python, and Ruby, generated from the typed request model without executing requests or exposing credentials.</w:t>
       </w:r>
     </w:p>
     <w:p>

--- a/documentation/word/Relay-Studio-Sprint-Portfolio.docx
+++ b/documentation/word/Relay-Studio-Sprint-Portfolio.docx
@@ -53,7 +53,7 @@
         <w:rPr>
           <w:color w:val="5F6B7A"/>
         </w:rPr>
-        <w:t>Version 1.8 | Sprint 18E | July 2026</w:t>
+        <w:t>Version 1.9 | Sprint 19 | July 2026</w:t>
       </w:r>
     </w:p>
     <w:p>
@@ -333,7 +333,7 @@
         <w:ind w:left="540" w:hanging="271"/>
       </w:pPr>
       <w:r>
-        <w:t>Sprint 19 (planned)</w:t>
+        <w:t>Sprint 19</w:t>
       </w:r>
     </w:p>
     <w:p>
@@ -693,32 +693,12 @@
         <w:pageBreakBefore w:val="0"/>
       </w:pPr>
       <w:r>
-        <w:t>Sprint 19 (planned)</w:t>
+        <w:t>Sprint 19</w:t>
       </w:r>
     </w:p>
     <w:p>
       <w:r>
-        <w:t>Add Postman-style REST code examples for raw HTTP, cURL, C#, jQuery, Node.js, PHP, Python, and Ruby, generated from the typed request model without executing requests or exposing credentials.</w:t>
-      </w:r>
-    </w:p>
-    <w:p>
-      <w:pPr>
-        <w:pStyle w:val="ListBullet"/>
-        <w:spacing w:after="80"/>
-        <w:ind w:left="540" w:hanging="271"/>
-      </w:pPr>
-      <w:r>
-        <w:t>Status: planned; no implementation evidence is claimed.</w:t>
-      </w:r>
-    </w:p>
-    <w:p>
-      <w:pPr>
-        <w:pStyle w:val="ListBullet"/>
-        <w:spacing w:after="80"/>
-        <w:ind w:left="540" w:hanging="271"/>
-      </w:pPr>
-      <w:r>
-        <w:t>Detailed objectives and acceptance criteria remain in the retained sprint plans.</w:t>
+        <w:t>Added Postman-style request and flow code examples for raw HTTP, cURL, C#, Java, jQuery, Node.js, PHP, Python, and Ruby, generated from the typed request model without executing requests, reading files, mutating projects, or exposing credentials. Java and jQuery flows capture mapped JSON values and reuse them in later requests.</w:t>
       </w:r>
     </w:p>
     <w:p>
